--- a/checklists/Checklist.docx
+++ b/checklists/Checklist.docx
@@ -33,10 +33,18 @@
         </w:numPr>
       </w:pPr>
       <w:r>
+        <w:rPr>
+          <w:b/>
+          <w:bCs/>
+        </w:rPr>
         <w:t xml:space="preserve">Define the target </w:t>
       </w:r>
       <w:proofErr w:type="spellStart"/>
       <w:r>
+        <w:rPr>
+          <w:b/>
+          <w:bCs/>
+        </w:rPr>
         <w:t>estimand</w:t>
       </w:r>
       <w:proofErr w:type="spellEnd"/>
@@ -171,7 +179,17 @@
         </w:numPr>
       </w:pPr>
       <w:r>
-        <w:t xml:space="preserve">“Bite” – Show what the treatment’s first order effects were that would impact the outcome insofar as there are such mechanisms.  </w:t>
+        <w:t>“</w:t>
+      </w:r>
+      <w:r>
+        <w:rPr>
+          <w:b/>
+          <w:bCs/>
+        </w:rPr>
+        <w:t>Bite</w:t>
+      </w:r>
+      <w:r>
+        <w:t xml:space="preserve">” – Show what the treatment’s first order effects were that would impact the outcome insofar as there are such mechanisms.  </w:t>
       </w:r>
     </w:p>
     <w:p>
@@ -225,8 +243,16 @@
           <w:ilvl w:val="0"/>
           <w:numId w:val="2"/>
         </w:numPr>
-      </w:pPr>
-      <w:r>
+        <w:rPr>
+          <w:b/>
+          <w:bCs/>
+        </w:rPr>
+      </w:pPr>
+      <w:r>
+        <w:rPr>
+          <w:b/>
+          <w:bCs/>
+        </w:rPr>
         <w:t>Covariate selection and balance</w:t>
       </w:r>
     </w:p>
@@ -475,7 +501,14 @@
         </w:numPr>
       </w:pPr>
       <w:r>
-        <w:t xml:space="preserve">Sample shares. Important for understanding </w:t>
+        <w:rPr>
+          <w:b/>
+          <w:bCs/>
+        </w:rPr>
+        <w:t>Sample shares</w:t>
+      </w:r>
+      <w:r>
+        <w:t xml:space="preserve">. Important for understanding </w:t>
       </w:r>
       <w:proofErr w:type="gramStart"/>
       <w:r>
@@ -531,6 +564,10 @@
         </w:numPr>
       </w:pPr>
       <w:r>
+        <w:rPr>
+          <w:b/>
+          <w:bCs/>
+        </w:rPr>
         <w:t>Examine outcome trends by group</w:t>
       </w:r>
       <w:r>
@@ -573,7 +610,14 @@
         </w:numPr>
       </w:pPr>
       <w:r>
-        <w:t>Power calculation.  Are we powered for this study?  What’s the MDE?</w:t>
+        <w:rPr>
+          <w:b/>
+          <w:bCs/>
+        </w:rPr>
+        <w:t>Power calculation</w:t>
+      </w:r>
+      <w:r>
+        <w:t>.  Are we powered for this study?  What’s the MDE?</w:t>
       </w:r>
     </w:p>
     <w:p>
@@ -585,7 +629,14 @@
         </w:numPr>
       </w:pPr>
       <w:r>
-        <w:t xml:space="preserve">Select estimator. Use method for which you think the identifying assumptions described by the estimator, </w:t>
+        <w:rPr>
+          <w:b/>
+          <w:bCs/>
+        </w:rPr>
+        <w:t>Select estimator</w:t>
+      </w:r>
+      <w:r>
+        <w:t xml:space="preserve">. Use method for which you think the identifying assumptions described by the estimator, </w:t>
       </w:r>
       <w:proofErr w:type="gramStart"/>
       <w:r>
@@ -633,7 +684,14 @@
         </w:numPr>
       </w:pPr>
       <w:r>
-        <w:t>Falsification and sensitivity analysis.</w:t>
+        <w:rPr>
+          <w:b/>
+          <w:bCs/>
+        </w:rPr>
+        <w:t>Falsification and sensitivity analysis</w:t>
+      </w:r>
+      <w:r>
+        <w:t>.</w:t>
       </w:r>
     </w:p>
     <w:p>
@@ -664,6 +722,74 @@
       </w:r>
       <w:r>
         <w:t>. Make figures showing M=0 up to things like 0.2, 0.4, etc. or 0, 0.5, 1.0, etc.</w:t>
+      </w:r>
+    </w:p>
+    <w:p>
+      <w:pPr>
+        <w:pStyle w:val="ListParagraph"/>
+        <w:numPr>
+          <w:ilvl w:val="0"/>
+          <w:numId w:val="2"/>
+        </w:numPr>
+      </w:pPr>
+      <w:r>
+        <w:t>Rerun everything from scratch. The last step is to ensure that the pipeline of code works. You want to rerun everything from scratch, ensuring that all exhibits (tables and figures) will produce the numbers that you think they should.</w:t>
+      </w:r>
+    </w:p>
+    <w:p>
+      <w:pPr>
+        <w:pStyle w:val="ListParagraph"/>
+        <w:numPr>
+          <w:ilvl w:val="1"/>
+          <w:numId w:val="2"/>
+        </w:numPr>
+      </w:pPr>
+      <w:r>
+        <w:t xml:space="preserve">Figures.  I have found that occasionally, Claude Code will go off script and vibe code its figures even though I have clear instructions in various </w:t>
+      </w:r>
+      <w:r>
+        <w:lastRenderedPageBreak/>
+        <w:t xml:space="preserve">markdowns and global CLAUDE.md to never do that.  Some of this could be the Paul Goldsmith-Pinkham observation that “prose is not a constraint”. I have built some hook concepts to help stop it from happening, which you can see in the hooks I am providing, but buyer beware.  You want to nonetheless review these figures carefully just in case some stale numbers are creeping in.  </w:t>
+      </w:r>
+    </w:p>
+    <w:p>
+      <w:pPr>
+        <w:pStyle w:val="ListParagraph"/>
+        <w:numPr>
+          <w:ilvl w:val="1"/>
+          <w:numId w:val="2"/>
+        </w:numPr>
+      </w:pPr>
+      <w:r>
+        <w:t xml:space="preserve">Tables.  You want your tables to be automated.  Never copy and paste. </w:t>
+      </w:r>
+      <w:proofErr w:type="gramStart"/>
+      <w:r>
+        <w:t>So</w:t>
+      </w:r>
+      <w:proofErr w:type="gramEnd"/>
+      <w:r>
+        <w:t xml:space="preserve"> checking them again is key to that.  Be careful of </w:t>
+      </w:r>
+      <w:r>
+        <w:rPr>
+          <w:i/>
+          <w:iCs/>
+        </w:rPr>
+        <w:t>stale numbers</w:t>
+      </w:r>
+      <w:r>
+        <w:t xml:space="preserve"> and </w:t>
+      </w:r>
+      <w:r>
+        <w:rPr>
+          <w:i/>
+          <w:iCs/>
+        </w:rPr>
+        <w:t>drift</w:t>
+      </w:r>
+      <w:r>
+        <w:t xml:space="preserve">. </w:t>
       </w:r>
     </w:p>
     <w:p>

--- a/checklists/Checklist.docx
+++ b/checklists/Checklist.docx
@@ -174,6 +174,34 @@
       <w:pPr>
         <w:pStyle w:val="ListParagraph"/>
         <w:numPr>
+          <w:ilvl w:val="1"/>
+          <w:numId w:val="2"/>
+        </w:numPr>
+      </w:pPr>
+      <w:r>
+        <w:t xml:space="preserve">You’ll in this step probably want to start laying out what identification assumption(s) you’ll appeal to such that you are ensured that the sampling distribution of your estimator has a mean that is equal to that </w:t>
+      </w:r>
+      <w:proofErr w:type="spellStart"/>
+      <w:r>
+        <w:t>estimand</w:t>
+      </w:r>
+      <w:proofErr w:type="spellEnd"/>
+      <w:r>
+        <w:t xml:space="preserve">.  This is things like independence, </w:t>
+      </w:r>
+      <w:proofErr w:type="spellStart"/>
+      <w:r>
+        <w:t>unconfoundedness</w:t>
+      </w:r>
+      <w:proofErr w:type="spellEnd"/>
+      <w:r>
+        <w:t xml:space="preserve">, parallel trends, smoothness of the mean potential outcomes across a threshold, factor model of the potential outcome, exclusion, and so forth.  </w:t>
+      </w:r>
+    </w:p>
+    <w:p>
+      <w:pPr>
+        <w:pStyle w:val="ListParagraph"/>
+        <w:numPr>
           <w:ilvl w:val="0"/>
           <w:numId w:val="2"/>
         </w:numPr>
@@ -265,6 +293,7 @@
         </w:numPr>
       </w:pPr>
       <w:r>
+        <w:lastRenderedPageBreak/>
         <w:t xml:space="preserve">Choose covariates </w:t>
       </w:r>
       <w:proofErr w:type="gramStart"/>
@@ -293,11 +322,7 @@
       </w:r>
       <w:proofErr w:type="spellEnd"/>
       <w:r>
-        <w:t xml:space="preserve">: estimate simple comparisons across the dimensions of X get strata specific CATE parameters, then take </w:t>
-      </w:r>
-      <w:r>
-        <w:lastRenderedPageBreak/>
-        <w:t xml:space="preserve">weighted average. Use propensity score matching or distance minimization matching with or without bias adjustment.  </w:t>
+        <w:t xml:space="preserve">: estimate simple comparisons across the dimensions of X get strata specific CATE parameters, then take weighted average. Use propensity score matching or distance minimization matching with or without bias adjustment.  </w:t>
       </w:r>
       <w:r>
         <w:t>Run properly specified regression models</w:t>
@@ -444,6 +469,7 @@
         </w:numPr>
       </w:pPr>
       <w:r>
+        <w:lastRenderedPageBreak/>
         <w:t xml:space="preserve">Perfect separation in the propensity score.  </w:t>
       </w:r>
       <w:r>
@@ -461,11 +487,7 @@
         <w:t xml:space="preserve">This can create perfect separation in the propensity score such that there is no overlap – the smallest value of the propensity score in the treatment group and the largest value of the propensity score in the comparison group do not overlap.  </w:t>
       </w:r>
       <w:r>
-        <w:t xml:space="preserve">Consider in these situations using regression adjustment, though </w:t>
-      </w:r>
-      <w:r>
-        <w:lastRenderedPageBreak/>
-        <w:t xml:space="preserve">note that these will be sensitive to regression specification (e.g., polynomials, interactions, etc.). </w:t>
+        <w:t xml:space="preserve">Consider in these situations using regression adjustment, though note that these will be sensitive to regression specification (e.g., polynomials, interactions, etc.). </w:t>
       </w:r>
       <w:r>
         <w:t>May want to bring in machine learning to help here.</w:t>
@@ -703,6 +725,7 @@
         </w:numPr>
       </w:pPr>
       <w:r>
+        <w:lastRenderedPageBreak/>
         <w:t>Popperian theory driven outcomes that have similar confounder structures but no treatment effect</w:t>
       </w:r>
     </w:p>
@@ -745,11 +768,7 @@
         </w:numPr>
       </w:pPr>
       <w:r>
-        <w:t xml:space="preserve">Figures.  I have found that occasionally, Claude Code will go off script and vibe code its figures even though I have clear instructions in various </w:t>
-      </w:r>
-      <w:r>
-        <w:lastRenderedPageBreak/>
-        <w:t xml:space="preserve">markdowns and global CLAUDE.md to never do that.  Some of this could be the Paul Goldsmith-Pinkham observation that “prose is not a constraint”. I have built some hook concepts to help stop it from happening, which you can see in the hooks I am providing, but buyer beware.  You want to nonetheless review these figures carefully just in case some stale numbers are creeping in.  </w:t>
+        <w:t xml:space="preserve">Figures.  I have found that occasionally, Claude Code will go off script and vibe code its figures even though I have clear instructions in various markdowns and global CLAUDE.md to never do that.  Some of this could be the Paul Goldsmith-Pinkham observation that “prose is not a constraint”. I have built some hook concepts to help stop it from happening, which you can see in the hooks I am providing, but buyer beware.  You want to nonetheless review these figures carefully just in case some stale numbers are creeping in.  </w:t>
       </w:r>
     </w:p>
     <w:p>

--- a/checklists/Checklist.docx
+++ b/checklists/Checklist.docx
@@ -37,17 +37,8 @@
           <w:b/>
           <w:bCs/>
         </w:rPr>
-        <w:t xml:space="preserve">Define the target </w:t>
-      </w:r>
-      <w:proofErr w:type="spellStart"/>
-      <w:r>
-        <w:rPr>
-          <w:b/>
-          <w:bCs/>
-        </w:rPr>
-        <w:t>estimand</w:t>
-      </w:r>
-      <w:proofErr w:type="spellEnd"/>
+        <w:t>Define the target estimand</w:t>
+      </w:r>
       <w:r>
         <w:t>.</w:t>
       </w:r>
@@ -61,23 +52,7 @@
         </w:numPr>
       </w:pPr>
       <w:r>
-        <w:t xml:space="preserve">All causal </w:t>
-      </w:r>
-      <w:proofErr w:type="spellStart"/>
-      <w:r>
-        <w:t>estimands</w:t>
-      </w:r>
-      <w:proofErr w:type="spellEnd"/>
-      <w:r>
-        <w:t xml:space="preserve"> should be able to be expressed using treatment effects notation (e.g., Y(1)-</w:t>
-      </w:r>
-      <w:proofErr w:type="gramStart"/>
-      <w:r>
-        <w:t>Y(</w:t>
-      </w:r>
-      <w:proofErr w:type="gramEnd"/>
-      <w:r>
-        <w:t>0)), an intended population of units with those treatment effects, and non-negative weights that sum to one.</w:t>
+        <w:t>All causal estimands should be able to be expressed using treatment effects notation (e.g., Y(1)-Y(0)), an intended population of units with those treatment effects, and non-negative weights that sum to one.</w:t>
       </w:r>
     </w:p>
     <w:p>
@@ -101,15 +76,7 @@
         </w:numPr>
       </w:pPr>
       <w:r>
-        <w:t xml:space="preserve">Major decisions: will the researcher choose to weight by geographic population or not, and if so why, and if not </w:t>
-      </w:r>
-      <w:proofErr w:type="gramStart"/>
-      <w:r>
-        <w:t>why not</w:t>
-      </w:r>
-      <w:proofErr w:type="gramEnd"/>
-      <w:r>
-        <w:t>?</w:t>
+        <w:t>Major decisions: will the researcher choose to weight by geographic population or not, and if so why, and if not why not?</w:t>
       </w:r>
       <w:r>
         <w:t xml:space="preserve">  See section 10.14, “</w:t>
@@ -135,39 +102,7 @@
         </w:numPr>
       </w:pPr>
       <w:r>
-        <w:t xml:space="preserve">Note that “target </w:t>
-      </w:r>
-      <w:proofErr w:type="spellStart"/>
-      <w:r>
-        <w:t>estimand</w:t>
-      </w:r>
-      <w:proofErr w:type="spellEnd"/>
-      <w:r>
-        <w:t xml:space="preserve">” is normative, not positive.  There are many </w:t>
-      </w:r>
-      <w:proofErr w:type="spellStart"/>
-      <w:r>
-        <w:t>estimands</w:t>
-      </w:r>
-      <w:proofErr w:type="spellEnd"/>
-      <w:r>
-        <w:t xml:space="preserve"> one could estimate, in other words.  Why this one?  To pick one as the target is to say the others are not relevant or as important.  The </w:t>
-      </w:r>
-      <w:proofErr w:type="spellStart"/>
-      <w:r>
-        <w:t>estimand</w:t>
-      </w:r>
-      <w:proofErr w:type="spellEnd"/>
-      <w:r>
-        <w:t xml:space="preserve"> is objective, but the target </w:t>
-      </w:r>
-      <w:proofErr w:type="spellStart"/>
-      <w:r>
-        <w:t>estimand</w:t>
-      </w:r>
-      <w:proofErr w:type="spellEnd"/>
-      <w:r>
-        <w:t xml:space="preserve"> is subjective, and should be based on what we think the policy maker’s core decision will be if they have it, and what their own objective function is. </w:t>
+        <w:t xml:space="preserve">Note that “target estimand” is normative, not positive.  There are many estimands one could estimate, in other words.  Why this one?  To pick one as the target is to say the others are not relevant or as important.  The estimand is objective, but the target estimand is subjective, and should be based on what we think the policy maker’s core decision will be if they have it, and what their own objective function is. </w:t>
       </w:r>
     </w:p>
     <w:p>
@@ -179,23 +114,20 @@
         </w:numPr>
       </w:pPr>
       <w:r>
-        <w:t xml:space="preserve">You’ll in this step probably want to start laying out what identification assumption(s) you’ll appeal to such that you are ensured that the sampling distribution of your estimator has a mean that is equal to that </w:t>
-      </w:r>
-      <w:proofErr w:type="spellStart"/>
-      <w:r>
-        <w:t>estimand</w:t>
-      </w:r>
-      <w:proofErr w:type="spellEnd"/>
-      <w:r>
-        <w:t xml:space="preserve">.  This is things like independence, </w:t>
-      </w:r>
-      <w:proofErr w:type="spellStart"/>
-      <w:r>
-        <w:t>unconfoundedness</w:t>
-      </w:r>
-      <w:proofErr w:type="spellEnd"/>
-      <w:r>
-        <w:t xml:space="preserve">, parallel trends, smoothness of the mean potential outcomes across a threshold, factor model of the potential outcome, exclusion, and so forth.  </w:t>
+        <w:t xml:space="preserve">You’ll in this step probably want to start laying out what identification assumption(s) you’ll appeal to such that you are ensured that the sampling distribution of your estimator has a mean that is equal to that estimand.  This is things like independence, unconfoundedness, parallel trends, smoothness of the mean potential outcomes across a threshold, factor model of the potential outcome, exclusion, and so forth.  </w:t>
+      </w:r>
+      <w:r>
+        <w:t xml:space="preserve">This is where you figure out the treatment assignment mechanism though as those assumptions cannot just be wished on – they must be credible and more importantly, credible </w:t>
+      </w:r>
+      <w:r>
+        <w:rPr>
+          <w:i/>
+          <w:iCs/>
+        </w:rPr>
+        <w:t>in your dataset</w:t>
+      </w:r>
+      <w:r>
+        <w:t xml:space="preserve">, as some assumptions hold in one but not another dataset. </w:t>
       </w:r>
     </w:p>
     <w:p>
@@ -241,15 +173,7 @@
         </w:numPr>
       </w:pPr>
       <w:r>
-        <w:t xml:space="preserve">Can also help with designing the study. For instance, I studied the union strikes’ effect on browsing using </w:t>
-      </w:r>
-      <w:proofErr w:type="spellStart"/>
-      <w:r>
-        <w:t>Glanceviews</w:t>
-      </w:r>
-      <w:proofErr w:type="spellEnd"/>
-      <w:r>
-        <w:t xml:space="preserve">.  I showed which counties picked up stories about it, on what date, and for how long, as well as those stories sentiment, and the covariates that were highly correlated with demanding the stories versus not. </w:t>
+        <w:t xml:space="preserve">Can also help with designing the study. For instance, I studied the union strikes’ effect on browsing using Glanceviews.  I showed which counties picked up stories about it, on what date, and for how long, as well as those stories sentiment, and the covariates that were highly correlated with demanding the stories versus not. </w:t>
       </w:r>
     </w:p>
     <w:p>
@@ -261,6 +185,7 @@
         </w:numPr>
       </w:pPr>
       <w:r>
+        <w:lastRenderedPageBreak/>
         <w:t xml:space="preserve">When working with regional (e.g., county) panel data, consider making maps and time series plots. </w:t>
       </w:r>
     </w:p>
@@ -293,16 +218,7 @@
         </w:numPr>
       </w:pPr>
       <w:r>
-        <w:lastRenderedPageBreak/>
-        <w:t xml:space="preserve">Choose covariates </w:t>
-      </w:r>
-      <w:proofErr w:type="gramStart"/>
-      <w:r>
-        <w:t>in order to</w:t>
-      </w:r>
-      <w:proofErr w:type="gramEnd"/>
-      <w:r>
-        <w:t xml:space="preserve"> address bias, and less so to explain the outcome. We are trying to estimate the counterfactual correctly, and when we do, it will eliminate bias insofar as the methodology has a way that covariates accomplish that. </w:t>
+        <w:t xml:space="preserve">Choose covariates in order to address bias, and less so to explain the outcome. We are trying to estimate the counterfactual correctly, and when we do, it will eliminate bias insofar as the methodology has a way that covariates accomplish that. </w:t>
       </w:r>
       <w:r>
         <w:t xml:space="preserve">Need a principled methodology for picking covariates. </w:t>
@@ -316,13 +232,8 @@
           <w:numId w:val="2"/>
         </w:numPr>
       </w:pPr>
-      <w:proofErr w:type="spellStart"/>
-      <w:r>
-        <w:t>Unconfoundedness</w:t>
-      </w:r>
-      <w:proofErr w:type="spellEnd"/>
-      <w:r>
-        <w:t xml:space="preserve">: estimate simple comparisons across the dimensions of X get strata specific CATE parameters, then take weighted average. Use propensity score matching or distance minimization matching with or without bias adjustment.  </w:t>
+      <w:r>
+        <w:t xml:space="preserve">Unconfoundedness: estimate simple comparisons across the dimensions of X get strata specific CATE parameters, then take weighted average. Use propensity score matching or distance minimization matching with or without bias adjustment.  </w:t>
       </w:r>
       <w:r>
         <w:t>Run properly specified regression models</w:t>
@@ -331,15 +242,7 @@
         <w:t xml:space="preserve"> (e.g., saturated regression adjustment).</w:t>
       </w:r>
       <w:r>
-        <w:t xml:space="preserve"> (Keep in mind that different </w:t>
-      </w:r>
-      <w:proofErr w:type="spellStart"/>
-      <w:r>
-        <w:t>estimands</w:t>
-      </w:r>
-      <w:proofErr w:type="spellEnd"/>
-      <w:r>
-        <w:t xml:space="preserve"> have different specifications for all such models, including OLS ones).</w:t>
+        <w:t xml:space="preserve"> (Keep in mind that different estimands have different specifications for all such models, including OLS ones).</w:t>
       </w:r>
       <w:r>
         <w:t xml:space="preserve"> Focus is on repairing the levels. </w:t>
@@ -360,15 +263,7 @@
         <w:t xml:space="preserve">: </w:t>
       </w:r>
       <w:r>
-        <w:t>Uses the parallel trends assumption. But if a covariate causes differential trends in E[</w:t>
-      </w:r>
-      <w:proofErr w:type="gramStart"/>
-      <w:r>
-        <w:t>Y(</w:t>
-      </w:r>
-      <w:proofErr w:type="gramEnd"/>
-      <w:r>
-        <w:t xml:space="preserve">0)], and that covariate is imbalanced (different mean values) in the treatment versus the control, then parallel trends will mechanically be violated. You can repair if you know that covariate.  Can be incorporated into diff-in-diff models either using the inverse propensity score (IPW), saturated regression adjustment, or both (double robust). </w:t>
+        <w:t xml:space="preserve">Uses the parallel trends assumption. But if a covariate causes differential trends in E[Y(0)], and that covariate is imbalanced (different mean values) in the treatment versus the control, then parallel trends will mechanically be violated. You can repair if you know that covariate.  Can be incorporated into diff-in-diff models either using the inverse propensity score (IPW), saturated regression adjustment, or both (double robust). </w:t>
       </w:r>
       <w:r>
         <w:t>F</w:t>
@@ -418,15 +313,7 @@
         </w:numPr>
       </w:pPr>
       <w:r>
-        <w:t>Calculate standardized difference in means using (X1-X0)/sqrt(1/2(V1+V0)) formula and if that is more than 0.25 in absolute value, it is imbalanced (</w:t>
-      </w:r>
-      <w:proofErr w:type="spellStart"/>
-      <w:r>
-        <w:t>Imbens</w:t>
-      </w:r>
-      <w:proofErr w:type="spellEnd"/>
-      <w:r>
-        <w:t xml:space="preserve"> and Rubin 2015) and therefore should be adjusted for using IPW or regression adjustment so long as it’s in the candidate list of covariates determined as necessary for identification.</w:t>
+        <w:t>Calculate standardized difference in means using (X1-X0)/sqrt(1/2(V1+V0)) formula and if that is more than 0.25 in absolute value, it is imbalanced (Imbens and Rubin 2015) and therefore should be adjusted for using IPW or regression adjustment so long as it’s in the candidate list of covariates determined as necessary for identification.</w:t>
       </w:r>
     </w:p>
     <w:p>
@@ -438,26 +325,14 @@
         </w:numPr>
       </w:pPr>
       <w:r>
-        <w:t xml:space="preserve">Trim the propensity score.  For the ATT, consider dropping the extreme outliers in the comparison group whose propensity scores are nearly 1.0.  Ignore the treatment group, though, as their propensity score is not used for the ATT.  For the ATE, same with the control group, but now look at the treatment group propensity score that is very nearly 0.  </w:t>
-      </w:r>
-      <w:proofErr w:type="gramStart"/>
-      <w:r>
-        <w:t>Both of these</w:t>
-      </w:r>
-      <w:proofErr w:type="gramEnd"/>
-      <w:r>
-        <w:t xml:space="preserve"> have explosively large weights due to the inverse probability weight formulas used for adjustment.</w:t>
-      </w:r>
-      <w:r>
-        <w:t xml:space="preserve"> Researcher degrees of freedom will happen here as the only formulas I’ve seen for trimming are by Crump, Hotz, </w:t>
-      </w:r>
-      <w:proofErr w:type="spellStart"/>
-      <w:r>
-        <w:t>Imbens</w:t>
-      </w:r>
-      <w:proofErr w:type="spellEnd"/>
-      <w:r>
-        <w:t xml:space="preserve"> and Mitnik (2008). </w:t>
+        <w:t>Trim the propensity score.  For the ATT, consider dropping the extreme outliers in the comparison group whose propensity scores are nearly 1.0.  Ignore the treatment group, though, as their propensity score is not used for the ATT.  For the ATE, same with the control group, but now look at the treatment group propensity score that is very nearly 0.  Both of these have explosively large weights due to the inverse probability weight formulas used for adjustment.</w:t>
+      </w:r>
+      <w:r>
+        <w:t xml:space="preserve"> Researcher degrees </w:t>
+      </w:r>
+      <w:r>
+        <w:lastRenderedPageBreak/>
+        <w:t xml:space="preserve">of freedom will happen here as the only formulas I’ve seen for trimming are by Crump, Hotz, Imbens and Mitnik (2008). </w:t>
       </w:r>
     </w:p>
     <w:p>
@@ -469,19 +344,10 @@
         </w:numPr>
       </w:pPr>
       <w:r>
-        <w:lastRenderedPageBreak/>
         <w:t xml:space="preserve">Perfect separation in the propensity score.  </w:t>
       </w:r>
       <w:r>
-        <w:t xml:space="preserve">Curse of dimensionality problems can emerge from having </w:t>
-      </w:r>
-      <w:proofErr w:type="gramStart"/>
-      <w:r>
-        <w:t>a large number of</w:t>
-      </w:r>
-      <w:proofErr w:type="gramEnd"/>
-      <w:r>
-        <w:t xml:space="preserve"> covariates, particularly if many are continuous and highly concentrated in treatment or control groups.  </w:t>
+        <w:t xml:space="preserve">Curse of dimensionality problems can emerge from having a large number of covariates, particularly if many are continuous and highly concentrated in treatment or control groups.  </w:t>
       </w:r>
       <w:r>
         <w:t xml:space="preserve">This can create perfect separation in the propensity score such that there is no overlap – the smallest value of the propensity score in the treatment group and the largest value of the propensity score in the comparison group do not overlap.  </w:t>
@@ -530,15 +396,7 @@
         <w:t>Sample shares</w:t>
       </w:r>
       <w:r>
-        <w:t xml:space="preserve">. Important for understanding </w:t>
-      </w:r>
-      <w:proofErr w:type="gramStart"/>
-      <w:r>
-        <w:t>any and all</w:t>
-      </w:r>
-      <w:proofErr w:type="gramEnd"/>
-      <w:r>
-        <w:t xml:space="preserve"> aggregations.  Simply count the n</w:t>
+        <w:t>. Important for understanding any and all aggregations.  Simply count the n</w:t>
       </w:r>
       <w:r>
         <w:t xml:space="preserve">umber of treated units by group-time </w:t>
@@ -658,37 +516,13 @@
         <w:t>Select estimator</w:t>
       </w:r>
       <w:r>
-        <w:t xml:space="preserve">. Use method for which you think the identifying assumptions described by the estimator, </w:t>
-      </w:r>
-      <w:proofErr w:type="gramStart"/>
-      <w:r>
-        <w:t>in order to</w:t>
-      </w:r>
-      <w:proofErr w:type="gramEnd"/>
-      <w:r>
-        <w:t xml:space="preserve"> achieve unbiased estimation of the target causal </w:t>
-      </w:r>
-      <w:proofErr w:type="spellStart"/>
-      <w:r>
-        <w:t>estimand</w:t>
-      </w:r>
-      <w:proofErr w:type="spellEnd"/>
-      <w:r>
-        <w:t xml:space="preserve"> from stage 1, is most rea</w:t>
+        <w:t>. Use method for which you think the identifying assumptions described by the estimator, in order to achieve unbiased estimation of the target causal estimand from stage 1, is most rea</w:t>
       </w:r>
       <w:r>
         <w:t xml:space="preserve">listic in the dataset you use.  </w:t>
       </w:r>
       <w:r>
-        <w:t xml:space="preserve">Keep in mind the impact that heterogenous treatment effects </w:t>
-      </w:r>
-      <w:proofErr w:type="gramStart"/>
-      <w:r>
-        <w:t>has</w:t>
-      </w:r>
-      <w:proofErr w:type="gramEnd"/>
-      <w:r>
-        <w:t xml:space="preserve"> on bias, including with respect to covariates, and use the model that is most robust.  When moving away from it, make explicit </w:t>
+        <w:t xml:space="preserve">Keep in mind the impact that heterogenous treatment effects has on bias, including with respect to covariates, and use the model that is most robust.  When moving away from it, make explicit </w:t>
       </w:r>
       <w:r>
         <w:t>the new assumptions needed to justify the new estimator.</w:t>
@@ -710,6 +544,7 @@
           <w:b/>
           <w:bCs/>
         </w:rPr>
+        <w:lastRenderedPageBreak/>
         <w:t>Falsification and sensitivity analysis</w:t>
       </w:r>
       <w:r>
@@ -725,7 +560,6 @@
         </w:numPr>
       </w:pPr>
       <w:r>
-        <w:lastRenderedPageBreak/>
         <w:t>Popperian theory driven outcomes that have similar confounder structures but no treatment effect</w:t>
       </w:r>
     </w:p>
@@ -780,15 +614,7 @@
         </w:numPr>
       </w:pPr>
       <w:r>
-        <w:t xml:space="preserve">Tables.  You want your tables to be automated.  Never copy and paste. </w:t>
-      </w:r>
-      <w:proofErr w:type="gramStart"/>
-      <w:r>
-        <w:t>So</w:t>
-      </w:r>
-      <w:proofErr w:type="gramEnd"/>
-      <w:r>
-        <w:t xml:space="preserve"> checking them again is key to that.  Be careful of </w:t>
+        <w:t xml:space="preserve">Tables.  You want your tables to be automated.  Never copy and paste. So checking them again is key to that.  Be careful of </w:t>
       </w:r>
       <w:r>
         <w:rPr>

--- a/checklists/Checklist.docx
+++ b/checklists/Checklist.docx
@@ -14,7 +14,14 @@
           <w:b/>
           <w:bCs/>
         </w:rPr>
-        <w:t xml:space="preserve">Cunningham </w:t>
+        <w:t>A Generalized</w:t>
+      </w:r>
+      <w:r>
+        <w:rPr>
+          <w:b/>
+          <w:bCs/>
+        </w:rPr>
+        <w:t xml:space="preserve"> </w:t>
       </w:r>
       <w:r>
         <w:rPr>
@@ -22,6 +29,13 @@
           <w:bCs/>
         </w:rPr>
         <w:t>Checklist</w:t>
+      </w:r>
+      <w:r>
+        <w:rPr>
+          <w:b/>
+          <w:bCs/>
+        </w:rPr>
+        <w:t xml:space="preserve"> for Any Observational Causal Inference Project</w:t>
       </w:r>
     </w:p>
     <w:p>
